--- a/ind/docx/26.content.docx
+++ b/ind/docx/26.content.docx
@@ -19,7 +19,7 @@
         <w:rPr>
           <w:lang w:val="id_ID" w:bidi="id_ID"/>
         </w:rPr>
-        <w:t>Resource: Catatan Studi - Pengantar Buku (Tyndale)</w:t>
+        <w:t>Resource: Tyndale Open Study Notes</w:t>
       </w:r>
       <w:r>
         <w:rPr>
@@ -112,7 +112,7 @@
         <w:rPr>
           <w:lang w:val="id_ID" w:bidi="id_ID"/>
         </w:rPr>
-        <w:t>Catatan Studi - Pengantar Buku (Tyndale)</w:t>
+        <w:t>Tyndale Open Study Notes</w:t>
       </w:r>
     </w:p>
     <w:p>

--- a/ind/docx/26.content.docx
+++ b/ind/docx/26.content.docx
@@ -19,7 +19,7 @@
         <w:rPr>
           <w:lang w:val="id_ID" w:bidi="id_ID"/>
         </w:rPr>
-        <w:t>Resource: Tyndale Open Study Notes</w:t>
+        <w:t>Resource: Aquifer Open Study Notes (Book Intros)</w:t>
       </w:r>
       <w:r>
         <w:rPr>
@@ -112,7 +112,7 @@
         <w:rPr>
           <w:lang w:val="id_ID" w:bidi="id_ID"/>
         </w:rPr>
-        <w:t>Tyndale Open Study Notes</w:t>
+        <w:t>Aquifer Open Study Notes (Book Intros)</w:t>
       </w:r>
     </w:p>
     <w:p>

--- a/ind/docx/26.content.docx
+++ b/ind/docx/26.content.docx
@@ -258,18 +258,12 @@
         </w:rPr>
         <w:t>Kitab Yehezkiel ditulis dari Babel selama masa-masa sulit pembuangan Yehuda di Babel (605–538 SM). Bangsa Babel telah merebut ibu kota Asyur, Niniwe (612 SM), dan dominasi Babel menjadi lengkap dengan kekalahan orang Asyur yang terakhir memberontak pada pertempuran menentukan di Karkemis (605 SM). Pada tahun yang sama, orang Babel menyerbu Yehuda dan membawa para sandera dari kelas atas kembali ke Babel, termasuk Daniel dan ketiga temannya (</w:t>
       </w:r>
-      <w:hyperlink r:id="rId13">
-        <w:r>
-          <w:rPr>
-            <w:lang w:val="id_ID" w:bidi="id_ID"/>
-          </w:rPr>
-          <w:rPr>
-            <w:color w:val="0000EE"/>
-            <w:u w:val="single"/>
-          </w:rPr>
-          <w:t>Dan. 1: 1–5</w:t>
-        </w:r>
-      </w:hyperlink>
+      <w:r>
+        <w:rPr>
+          <w:lang w:val="id_ID" w:bidi="id_ID"/>
+        </w:rPr>
+        <w:t>Dan. 1: 1–5</w:t>
+      </w:r>
       <w:r>
         <w:rPr>
           <w:lang w:val="id_ID" w:bidi="id_ID"/>
@@ -318,18 +312,12 @@
         </w:rPr>
         <w:t xml:space="preserve">Penglihatan pertama Yehezkiel terjadi di Babel pada tahun 593 SM, ketika dia berusia tiga puluh tahun (Yehezkiel </w:t>
       </w:r>
-      <w:hyperlink r:id="rId14">
-        <w:r>
-          <w:rPr>
-            <w:lang w:val="id_ID" w:bidi="id_ID"/>
-          </w:rPr>
-          <w:rPr>
-            <w:color w:val="0000EE"/>
-            <w:u w:val="single"/>
-          </w:rPr>
-          <w:t>1:1–2</w:t>
-        </w:r>
-      </w:hyperlink>
+      <w:r>
+        <w:rPr>
+          <w:lang w:val="id_ID" w:bidi="id_ID"/>
+        </w:rPr>
+        <w:t>1:1–2</w:t>
+      </w:r>
       <w:r>
         <w:rPr>
           <w:lang w:val="id_ID" w:bidi="id_ID"/>
@@ -369,72 +357,48 @@
           <w:lang w:val="id_ID" w:bidi="id_ID"/>
         </w:rPr>
       </w:r>
-      <w:hyperlink r:id="rId15">
-        <w:r>
-          <w:rPr>
-            <w:lang w:val="id_ID" w:bidi="id_ID"/>
-          </w:rPr>
-          <w:rPr>
-            <w:color w:val="0000EE"/>
-            <w:u w:val="single"/>
-          </w:rPr>
-          <w:t>Pasal 1–3</w:t>
-        </w:r>
-      </w:hyperlink>
+      <w:r>
+        <w:rPr>
+          <w:lang w:val="id_ID" w:bidi="id_ID"/>
+        </w:rPr>
+        <w:t>Pasal 1–3</w:t>
+      </w:r>
       <w:r>
         <w:rPr>
           <w:lang w:val="id_ID" w:bidi="id_ID"/>
         </w:rPr>
         <w:t xml:space="preserve"> menceritakan tentang panggilan dan pengutusan Yehezkiel sebagai seorang nabi. Penglihatan pembukaannya menceritakan tentang kemuliaan Tuhan, yang secara tidak menyenangkan sedang bergerak (</w:t>
       </w:r>
-      <w:hyperlink r:id="rId16">
-        <w:r>
-          <w:rPr>
-            <w:lang w:val="id_ID" w:bidi="id_ID"/>
-          </w:rPr>
-          <w:rPr>
-            <w:color w:val="0000EE"/>
-            <w:u w:val="single"/>
-          </w:rPr>
-          <w:t>1:4–28</w:t>
-        </w:r>
-      </w:hyperlink>
+      <w:r>
+        <w:rPr>
+          <w:lang w:val="id_ID" w:bidi="id_ID"/>
+        </w:rPr>
+        <w:t>1:4–28</w:t>
+      </w:r>
       <w:r>
         <w:rPr>
           <w:lang w:val="id_ID" w:bidi="id_ID"/>
         </w:rPr>
         <w:t>). Dengan gambaran berupa gerakan dan penghakiman, penglihatan itu menggambarkan Tuhan sebagai pejuang ilahi dalam kereta surgawinya, datang untuk menghakimi umat-Nya. Selama pemanggilan Yehezkiel (</w:t>
       </w:r>
-      <w:hyperlink r:id="rId17">
-        <w:r>
-          <w:rPr>
-            <w:lang w:val="id_ID" w:bidi="id_ID"/>
-          </w:rPr>
-          <w:rPr>
-            <w:color w:val="0000EE"/>
-            <w:u w:val="single"/>
-          </w:rPr>
-          <w:t>2:1–3:15</w:t>
-        </w:r>
-      </w:hyperlink>
+      <w:r>
+        <w:rPr>
+          <w:lang w:val="id_ID" w:bidi="id_ID"/>
+        </w:rPr>
+        <w:t>2:1–3:15</w:t>
+      </w:r>
       <w:r>
         <w:rPr>
           <w:lang w:val="id_ID" w:bidi="id_ID"/>
         </w:rPr>
         <w:t>), Roh Kudus memberitahunya bahwa orang Yehuda yang keras kepala dan pemberontak tidak akan mendengarkan pesannya. Namun, Tuhan ingin Yehezkiel sama keras kepalanya dalam menyampaikan pesan-Nya dengan setia. Seperti seorang penjaga (</w:t>
       </w:r>
-      <w:hyperlink r:id="rId18">
-        <w:r>
-          <w:rPr>
-            <w:lang w:val="id_ID" w:bidi="id_ID"/>
-          </w:rPr>
-          <w:rPr>
-            <w:color w:val="0000EE"/>
-            <w:u w:val="single"/>
-          </w:rPr>
-          <w:t>3:16–27</w:t>
-        </w:r>
-      </w:hyperlink>
+      <w:r>
+        <w:rPr>
+          <w:lang w:val="id_ID" w:bidi="id_ID"/>
+        </w:rPr>
+        <w:t>3:16–27</w:t>
+      </w:r>
       <w:r>
         <w:rPr>
           <w:lang w:val="id_ID" w:bidi="id_ID"/>
@@ -455,54 +419,36 @@
         </w:rPr>
         <w:t xml:space="preserve">Dalam </w:t>
       </w:r>
-      <w:hyperlink r:id="rId19">
-        <w:r>
-          <w:rPr>
-            <w:lang w:val="id_ID" w:bidi="id_ID"/>
-          </w:rPr>
-          <w:rPr>
-            <w:color w:val="0000EE"/>
-            <w:u w:val="single"/>
-          </w:rPr>
-          <w:t>pasal 4–24</w:t>
-        </w:r>
-      </w:hyperlink>
+      <w:r>
+        <w:rPr>
+          <w:lang w:val="id_ID" w:bidi="id_ID"/>
+        </w:rPr>
+        <w:t>pasal 4–24</w:t>
+      </w:r>
       <w:r>
         <w:rPr>
           <w:lang w:val="id_ID" w:bidi="id_ID"/>
         </w:rPr>
         <w:t xml:space="preserve">, Yehezkiel menyampaikan serangkaian malapetaka terhadap Yehuda dan Yerusalem. Nabi itu melakukan serangkaian tindakan simbolik yang menggambarkan pengepungan dan kehancuran Yerusalem yang akan datang. </w:t>
       </w:r>
-      <w:hyperlink r:id="rId20">
-        <w:r>
-          <w:rPr>
-            <w:lang w:val="id_ID" w:bidi="id_ID"/>
-          </w:rPr>
-          <w:rPr>
-            <w:color w:val="0000EE"/>
-            <w:u w:val="single"/>
-          </w:rPr>
-          <w:t>Pasal 8–11</w:t>
-        </w:r>
-      </w:hyperlink>
+      <w:r>
+        <w:rPr>
+          <w:lang w:val="id_ID" w:bidi="id_ID"/>
+        </w:rPr>
+        <w:t>Pasal 8–11</w:t>
+      </w:r>
       <w:r>
         <w:rPr>
           <w:lang w:val="id_ID" w:bidi="id_ID"/>
         </w:rPr>
         <w:t xml:space="preserve"> menggambarkan dosa-dosa Yerusalem dalam empat adegan yang semakin keji, yang dengan jelas menggambarkan alasan kehancuran yang akan datang. Kemuliaan Allah meninggalkan tempat kudus, dan Bait Suci dihancurkan sepenuhnya. Puisi, nubuat, dan penglihatan di seluruh bagian ini secara kumulatif menetapkan bahwa kehancuran Yerusalem tidak dapat dihindari dan adil, yang mencapai puncaknya dengan pengumuman pengepungan Yerusalem oleh Nebukadnezar dan pesan terakhir tentang kepastian penghakiman (</w:t>
       </w:r>
-      <w:hyperlink r:id="rId21">
-        <w:r>
-          <w:rPr>
-            <w:lang w:val="id_ID" w:bidi="id_ID"/>
-          </w:rPr>
-          <w:rPr>
-            <w:color w:val="0000EE"/>
-            <w:u w:val="single"/>
-          </w:rPr>
-          <w:t>psl. 24</w:t>
-        </w:r>
-      </w:hyperlink>
+      <w:r>
+        <w:rPr>
+          <w:lang w:val="id_ID" w:bidi="id_ID"/>
+        </w:rPr>
+        <w:t>psl. 24</w:t>
+      </w:r>
       <w:r>
         <w:rPr>
           <w:lang w:val="id_ID" w:bidi="id_ID"/>
@@ -523,36 +469,24 @@
         </w:rPr>
         <w:t>Kemudian Yehezkiel beralih ke harapan, dimulai dengan tujuh pesan (</w:t>
       </w:r>
-      <w:hyperlink r:id="rId22">
-        <w:r>
-          <w:rPr>
-            <w:lang w:val="id_ID" w:bidi="id_ID"/>
-          </w:rPr>
-          <w:rPr>
-            <w:color w:val="0000EE"/>
-            <w:u w:val="single"/>
-          </w:rPr>
-          <w:t>psl. 25–32</w:t>
-        </w:r>
-      </w:hyperlink>
+      <w:r>
+        <w:rPr>
+          <w:lang w:val="id_ID" w:bidi="id_ID"/>
+        </w:rPr>
+        <w:t>psl. 25–32</w:t>
+      </w:r>
       <w:r>
         <w:rPr>
           <w:lang w:val="id_ID" w:bidi="id_ID"/>
         </w:rPr>
         <w:t>) yang menuduh bangsa-bangsa sekitarnya karena telah membantu orang Babel dan karena bersukacita atas kejatuhan Yerusalem. Pesan-pesan ini menunjukkan bahwa janji yang Allah buat kepada Abraham tetap utuh: “Aku akan . . . mengutuk orang-orang yang memandang engkau dengan hina” (</w:t>
       </w:r>
-      <w:hyperlink r:id="rId23">
-        <w:r>
-          <w:rPr>
-            <w:lang w:val="id_ID" w:bidi="id_ID"/>
-          </w:rPr>
-          <w:rPr>
-            <w:color w:val="0000EE"/>
-            <w:u w:val="single"/>
-          </w:rPr>
-          <w:t>Kej. 12:3</w:t>
-        </w:r>
-      </w:hyperlink>
+      <w:r>
+        <w:rPr>
+          <w:lang w:val="id_ID" w:bidi="id_ID"/>
+        </w:rPr>
+        <w:t>Kej. 12:3</w:t>
+      </w:r>
       <w:r>
         <w:rPr>
           <w:lang w:val="id_ID" w:bidi="id_ID"/>
@@ -567,72 +501,48 @@
           <w:lang w:val="id_ID" w:bidi="id_ID"/>
         </w:rPr>
       </w:r>
-      <w:hyperlink r:id="rId24">
-        <w:r>
-          <w:rPr>
-            <w:lang w:val="id_ID" w:bidi="id_ID"/>
-          </w:rPr>
-          <w:rPr>
-            <w:color w:val="0000EE"/>
-            <w:u w:val="single"/>
-          </w:rPr>
-          <w:t>Pasal 33–48</w:t>
-        </w:r>
-      </w:hyperlink>
+      <w:r>
+        <w:rPr>
+          <w:lang w:val="id_ID" w:bidi="id_ID"/>
+        </w:rPr>
+        <w:t>Pasal 33–48</w:t>
+      </w:r>
       <w:r>
         <w:rPr>
           <w:lang w:val="id_ID" w:bidi="id_ID"/>
         </w:rPr>
         <w:t xml:space="preserve"> melengkapi perpindahan dari penghakiman ke harapan, dimulai dengan momen penting ketika para buangan akhirnya mendengar berita tentang kehancuran Yerusalem (</w:t>
       </w:r>
-      <w:hyperlink r:id="rId25">
-        <w:r>
-          <w:rPr>
-            <w:lang w:val="id_ID" w:bidi="id_ID"/>
-          </w:rPr>
-          <w:rPr>
-            <w:color w:val="0000EE"/>
-            <w:u w:val="single"/>
-          </w:rPr>
-          <w:t>33:21</w:t>
-        </w:r>
-      </w:hyperlink>
+      <w:r>
+        <w:rPr>
+          <w:lang w:val="id_ID" w:bidi="id_ID"/>
+        </w:rPr>
+        <w:t>33:21</w:t>
+      </w:r>
       <w:r>
         <w:rPr>
           <w:lang w:val="id_ID" w:bidi="id_ID"/>
         </w:rPr>
         <w:t>). Pada titik ini Tuhan kembali menugaskan nabi Yehezkiel untuk melayani sebagai penjaga, menyatakan penghakiman atas mereka yang menolak untuk bertobat dan menjanjikan kehidupan bagi mereka yang mau bertobat. Pesan-pesan pengharapan memberikan janji akan seorang gembala baru dengan perjanjian dan tanah yang telah diperbarui, di mana orang-orang akan tinggal bersama dalam kesatuan (</w:t>
       </w:r>
-      <w:hyperlink r:id="rId26">
-        <w:r>
-          <w:rPr>
-            <w:lang w:val="id_ID" w:bidi="id_ID"/>
-          </w:rPr>
-          <w:rPr>
-            <w:color w:val="0000EE"/>
-            <w:u w:val="single"/>
-          </w:rPr>
-          <w:t>psl. 34–37</w:t>
-        </w:r>
-      </w:hyperlink>
+      <w:r>
+        <w:rPr>
+          <w:lang w:val="id_ID" w:bidi="id_ID"/>
+        </w:rPr>
+        <w:t>psl. 34–37</w:t>
+      </w:r>
       <w:r>
         <w:rPr>
           <w:lang w:val="id_ID" w:bidi="id_ID"/>
         </w:rPr>
         <w:t>). Awan gelap perang mengancam gambaran berkat ini (</w:t>
       </w:r>
-      <w:hyperlink r:id="rId27">
-        <w:r>
-          <w:rPr>
-            <w:lang w:val="id_ID" w:bidi="id_ID"/>
-          </w:rPr>
-          <w:rPr>
-            <w:color w:val="0000EE"/>
-            <w:u w:val="single"/>
-          </w:rPr>
-          <w:t>psl. 38–39</w:t>
-        </w:r>
-      </w:hyperlink>
+      <w:r>
+        <w:rPr>
+          <w:lang w:val="id_ID" w:bidi="id_ID"/>
+        </w:rPr>
+        <w:t>psl. 38–39</w:t>
+      </w:r>
       <w:r>
         <w:rPr>
           <w:lang w:val="id_ID" w:bidi="id_ID"/>
@@ -653,18 +563,12 @@
         </w:rPr>
         <w:t>Setelah Allah mengalahkan Gog dan sekutunya, Ia dapat menyatakan Bait Suci terakhir dan tanah yang diatur kembali (</w:t>
       </w:r>
-      <w:hyperlink r:id="rId28">
-        <w:r>
-          <w:rPr>
-            <w:lang w:val="id_ID" w:bidi="id_ID"/>
-          </w:rPr>
-          <w:rPr>
-            <w:color w:val="0000EE"/>
-            <w:u w:val="single"/>
-          </w:rPr>
-          <w:t>psl. 40–48</w:t>
-        </w:r>
-      </w:hyperlink>
+      <w:r>
+        <w:rPr>
+          <w:lang w:val="id_ID" w:bidi="id_ID"/>
+        </w:rPr>
+        <w:t>psl. 40–48</w:t>
+      </w:r>
       <w:r>
         <w:rPr>
           <w:lang w:val="id_ID" w:bidi="id_ID"/>
@@ -696,18 +600,12 @@
         </w:rPr>
         <w:t>Dalam ayat-ayat pembuka kitab ini, nabi Yehezkiel menyatakan dirinya sebagai penulis (</w:t>
       </w:r>
-      <w:hyperlink r:id="rId29">
-        <w:r>
-          <w:rPr>
-            <w:lang w:val="id_ID" w:bidi="id_ID"/>
-          </w:rPr>
-          <w:rPr>
-            <w:color w:val="0000EE"/>
-            <w:u w:val="single"/>
-          </w:rPr>
-          <w:t>1:3</w:t>
-        </w:r>
-      </w:hyperlink>
+      <w:r>
+        <w:rPr>
+          <w:lang w:val="id_ID" w:bidi="id_ID"/>
+        </w:rPr>
+        <w:t>1:3</w:t>
+      </w:r>
       <w:r>
         <w:rPr>
           <w:lang w:val="id_ID" w:bidi="id_ID"/>
@@ -767,18 +665,12 @@
         </w:rPr>
         <w:t>Setelah kehancuran Yerusalem, umat Allah berada dalam bahaya besar akan kekecewaan dan keputusasaan. Mereka merasa mati secara rohani, ditinggalkan oleh Allah dan terputus dari hadirat-Nya. Mereka berkata, “Dosa-dosa kami sangat berat atas kami; kami sedang menyia-nyiakan hidup kami! Bagaimana kita bisa bertahan?” (</w:t>
       </w:r>
-      <w:hyperlink r:id="rId30">
-        <w:r>
-          <w:rPr>
-            <w:lang w:val="id_ID" w:bidi="id_ID"/>
-          </w:rPr>
-          <w:rPr>
-            <w:color w:val="0000EE"/>
-            <w:u w:val="single"/>
-          </w:rPr>
-          <w:t>33:10</w:t>
-        </w:r>
-      </w:hyperlink>
+      <w:r>
+        <w:rPr>
+          <w:lang w:val="id_ID" w:bidi="id_ID"/>
+        </w:rPr>
+        <w:t>33:10</w:t>
+      </w:r>
       <w:r>
         <w:rPr>
           <w:lang w:val="id_ID" w:bidi="id_ID"/>
@@ -799,72 +691,48 @@
         </w:rPr>
         <w:t>Kepada orang-orang yang kecewa ini, nabi menyampaikan pesan tentang kedaulatan dan kemuliaan Allah, menggambarkan Tuhan sebagai yang agung, transenden, dan berkuasa. Dewa-dewa Babilonia jelas tidak mengalahkan Allah; sebaliknya, Allah dengan sukarela meninggalkan tanah dan tempat tinggalnya karena dosa umat-Nya. Meskipun Dia meninggalkan kota Yerusalem yang cemar, Allah yang mulia ini tidak meninggalkan umat-Nya. Sebaliknya, Dia pergi kepada sisa umat-Nya di pembuangan (</w:t>
       </w:r>
-      <w:hyperlink r:id="rId31">
-        <w:r>
-          <w:rPr>
-            <w:lang w:val="id_ID" w:bidi="id_ID"/>
-          </w:rPr>
-          <w:rPr>
-            <w:color w:val="0000EE"/>
-            <w:u w:val="single"/>
-          </w:rPr>
-          <w:t>11:16</w:t>
-        </w:r>
-      </w:hyperlink>
+      <w:r>
+        <w:rPr>
+          <w:lang w:val="id_ID" w:bidi="id_ID"/>
+        </w:rPr>
+        <w:t>11:16</w:t>
+      </w:r>
       <w:r>
         <w:rPr>
           <w:lang w:val="id_ID" w:bidi="id_ID"/>
         </w:rPr>
         <w:t>), di mana Yehezkiel sendiri pertama kali melihat kemuliaan Tuhan (</w:t>
       </w:r>
-      <w:hyperlink r:id="rId32">
-        <w:r>
-          <w:rPr>
-            <w:lang w:val="id_ID" w:bidi="id_ID"/>
-          </w:rPr>
-          <w:rPr>
-            <w:color w:val="0000EE"/>
-            <w:u w:val="single"/>
-          </w:rPr>
-          <w:t>1:1</w:t>
-        </w:r>
-      </w:hyperlink>
+      <w:r>
+        <w:rPr>
+          <w:lang w:val="id_ID" w:bidi="id_ID"/>
+        </w:rPr>
+        <w:t>1:1</w:t>
+      </w:r>
       <w:r>
         <w:rPr>
           <w:lang w:val="id_ID" w:bidi="id_ID"/>
         </w:rPr>
         <w:t>). Allah masih mengendalikan semua hal, bahkan upaya raja Nebukadnezar Babel untuk berkonsultasi dengan dewanya sendiri melalui peramalan (</w:t>
       </w:r>
-      <w:hyperlink r:id="rId33">
-        <w:r>
-          <w:rPr>
-            <w:lang w:val="id_ID" w:bidi="id_ID"/>
-          </w:rPr>
-          <w:rPr>
-            <w:color w:val="0000EE"/>
-            <w:u w:val="single"/>
-          </w:rPr>
-          <w:t>21:21–23</w:t>
-        </w:r>
-      </w:hyperlink>
+      <w:r>
+        <w:rPr>
+          <w:lang w:val="id_ID" w:bidi="id_ID"/>
+        </w:rPr>
+        <w:t>21:21–23</w:t>
+      </w:r>
       <w:r>
         <w:rPr>
           <w:lang w:val="id_ID" w:bidi="id_ID"/>
         </w:rPr>
         <w:t xml:space="preserve">; bandingkan Dan. </w:t>
       </w:r>
-      <w:hyperlink r:id="rId34">
-        <w:r>
-          <w:rPr>
-            <w:lang w:val="id_ID" w:bidi="id_ID"/>
-          </w:rPr>
-          <w:rPr>
-            <w:color w:val="0000EE"/>
-            <w:u w:val="single"/>
-          </w:rPr>
-          <w:t>2–4</w:t>
-        </w:r>
-      </w:hyperlink>
+      <w:r>
+        <w:rPr>
+          <w:lang w:val="id_ID" w:bidi="id_ID"/>
+        </w:rPr>
+        <w:t>2–4</w:t>
+      </w:r>
       <w:r>
         <w:rPr>
           <w:lang w:val="id_ID" w:bidi="id_ID"/>
@@ -885,36 +753,24 @@
         </w:rPr>
         <w:t>Kehancuran Yerusalem bukanlah akhir dari cerita bagi umat Allah. Allah telah berjanji untuk memberkati keturunan Abraham, menjadikan mereka bangsa yang perkasa dan memberkati semua bangsa melalui mereka. Nubuat para nabi terhadap bangsa-bangsa di sekitar Yehuda (</w:t>
       </w:r>
-      <w:hyperlink r:id="rId22">
-        <w:r>
-          <w:rPr>
-            <w:lang w:val="id_ID" w:bidi="id_ID"/>
-          </w:rPr>
-          <w:rPr>
-            <w:color w:val="0000EE"/>
-            <w:u w:val="single"/>
-          </w:rPr>
-          <w:t>Yeh 25–32</w:t>
-        </w:r>
-      </w:hyperlink>
+      <w:r>
+        <w:rPr>
+          <w:lang w:val="id_ID" w:bidi="id_ID"/>
+        </w:rPr>
+        <w:t>Yeh 25–32</w:t>
+      </w:r>
       <w:r>
         <w:rPr>
           <w:lang w:val="id_ID" w:bidi="id_ID"/>
         </w:rPr>
         <w:t>) menunjukkan bahwa Allah tidak melupakan janji-Nya di masa lampau bahwa mereka yang bersukacita atas kejatuhan Israel akan diadili dengan berat. Allah tidak akan selamanya meninggalkan umat-Nya. Suatu hari Dia akan kembali menjadi gembala mereka (</w:t>
       </w:r>
-      <w:hyperlink r:id="rId35">
-        <w:r>
-          <w:rPr>
-            <w:lang w:val="id_ID" w:bidi="id_ID"/>
-          </w:rPr>
-          <w:rPr>
-            <w:color w:val="0000EE"/>
-            <w:u w:val="single"/>
-          </w:rPr>
-          <w:t>34:11</w:t>
-        </w:r>
-      </w:hyperlink>
+      <w:r>
+        <w:rPr>
+          <w:lang w:val="id_ID" w:bidi="id_ID"/>
+        </w:rPr>
+        <w:t>34:11</w:t>
+      </w:r>
       <w:r>
         <w:rPr>
           <w:lang w:val="id_ID" w:bidi="id_ID"/>
@@ -935,180 +791,120 @@
         </w:rPr>
         <w:t>Yehezkiel menunjuk ke harapan yang lebih besar yang digenapi di dalam Yesus Kristus. Melalui Kristus, kemuliaan Allah sepenuhnya berdiam di antara kita sebagai terang dalam kegelapan pembuangan kita (</w:t>
       </w:r>
-      <w:hyperlink r:id="rId31">
-        <w:r>
-          <w:rPr>
-            <w:lang w:val="id_ID" w:bidi="id_ID"/>
-          </w:rPr>
-          <w:rPr>
-            <w:color w:val="0000EE"/>
-            <w:u w:val="single"/>
-          </w:rPr>
-          <w:t>11:16</w:t>
-        </w:r>
-      </w:hyperlink>
+      <w:r>
+        <w:rPr>
+          <w:lang w:val="id_ID" w:bidi="id_ID"/>
+        </w:rPr>
+        <w:t>11:16</w:t>
+      </w:r>
       <w:r>
         <w:rPr>
           <w:lang w:val="id_ID" w:bidi="id_ID"/>
         </w:rPr>
         <w:t xml:space="preserve">; </w:t>
       </w:r>
-      <w:hyperlink r:id="rId36">
-        <w:r>
-          <w:rPr>
-            <w:lang w:val="id_ID" w:bidi="id_ID"/>
-          </w:rPr>
-          <w:rPr>
-            <w:color w:val="0000EE"/>
-            <w:u w:val="single"/>
-          </w:rPr>
-          <w:t>43:1–5</w:t>
-        </w:r>
-      </w:hyperlink>
+      <w:r>
+        <w:rPr>
+          <w:lang w:val="id_ID" w:bidi="id_ID"/>
+        </w:rPr>
+        <w:t>43:1–5</w:t>
+      </w:r>
       <w:r>
         <w:rPr>
           <w:lang w:val="id_ID" w:bidi="id_ID"/>
         </w:rPr>
         <w:t xml:space="preserve">; </w:t>
       </w:r>
-      <w:hyperlink r:id="rId37">
-        <w:r>
-          <w:rPr>
-            <w:lang w:val="id_ID" w:bidi="id_ID"/>
-          </w:rPr>
-          <w:rPr>
-            <w:color w:val="0000EE"/>
-            <w:u w:val="single"/>
-          </w:rPr>
-          <w:t>Yohanes 1:14</w:t>
-        </w:r>
-      </w:hyperlink>
+      <w:r>
+        <w:rPr>
+          <w:lang w:val="id_ID" w:bidi="id_ID"/>
+        </w:rPr>
+        <w:t>Yohanes 1:14</w:t>
+      </w:r>
       <w:r>
         <w:rPr>
           <w:lang w:val="id_ID" w:bidi="id_ID"/>
         </w:rPr>
         <w:t xml:space="preserve">). Gembala yang Baik memulihkan keadilan bagi domba-dombanya (Yeh. </w:t>
       </w:r>
-      <w:hyperlink r:id="rId38">
-        <w:r>
-          <w:rPr>
-            <w:lang w:val="id_ID" w:bidi="id_ID"/>
-          </w:rPr>
-          <w:rPr>
-            <w:color w:val="0000EE"/>
-            <w:u w:val="single"/>
-          </w:rPr>
-          <w:t>34:1–24</w:t>
-        </w:r>
-      </w:hyperlink>
+      <w:r>
+        <w:rPr>
+          <w:lang w:val="id_ID" w:bidi="id_ID"/>
+        </w:rPr>
+        <w:t>34:1–24</w:t>
+      </w:r>
       <w:r>
         <w:rPr>
           <w:lang w:val="id_ID" w:bidi="id_ID"/>
         </w:rPr>
         <w:t xml:space="preserve">; </w:t>
       </w:r>
-      <w:hyperlink r:id="rId39">
-        <w:r>
-          <w:rPr>
-            <w:lang w:val="id_ID" w:bidi="id_ID"/>
-          </w:rPr>
-          <w:rPr>
-            <w:color w:val="0000EE"/>
-            <w:u w:val="single"/>
-          </w:rPr>
-          <w:t>Yohanes 10:11</w:t>
-        </w:r>
-      </w:hyperlink>
+      <w:r>
+        <w:rPr>
+          <w:lang w:val="id_ID" w:bidi="id_ID"/>
+        </w:rPr>
+        <w:t>Yohanes 10:11</w:t>
+      </w:r>
       <w:r>
         <w:rPr>
           <w:lang w:val="id_ID" w:bidi="id_ID"/>
         </w:rPr>
         <w:t>). Dia memenuhi kita dengan Roh-Nya dan menjadikan kita ciptaan baru di dalam Dia (</w:t>
       </w:r>
-      <w:hyperlink r:id="rId40">
-        <w:r>
-          <w:rPr>
-            <w:lang w:val="id_ID" w:bidi="id_ID"/>
-          </w:rPr>
-          <w:rPr>
-            <w:color w:val="0000EE"/>
-            <w:u w:val="single"/>
-          </w:rPr>
-          <w:t>Yeh 36:26–28</w:t>
-        </w:r>
-      </w:hyperlink>
+      <w:r>
+        <w:rPr>
+          <w:lang w:val="id_ID" w:bidi="id_ID"/>
+        </w:rPr>
+        <w:t>Yeh 36:26–28</w:t>
+      </w:r>
       <w:r>
         <w:rPr>
           <w:lang w:val="id_ID" w:bidi="id_ID"/>
         </w:rPr>
         <w:t xml:space="preserve">; </w:t>
       </w:r>
-      <w:hyperlink r:id="rId41">
-        <w:r>
-          <w:rPr>
-            <w:lang w:val="id_ID" w:bidi="id_ID"/>
-          </w:rPr>
-          <w:rPr>
-            <w:color w:val="0000EE"/>
-            <w:u w:val="single"/>
-          </w:rPr>
-          <w:t>37:1–14</w:t>
-        </w:r>
-      </w:hyperlink>
+      <w:r>
+        <w:rPr>
+          <w:lang w:val="id_ID" w:bidi="id_ID"/>
+        </w:rPr>
+        <w:t>37:1–14</w:t>
+      </w:r>
       <w:r>
         <w:rPr>
           <w:lang w:val="id_ID" w:bidi="id_ID"/>
         </w:rPr>
         <w:t xml:space="preserve">; 2 Korintus </w:t>
       </w:r>
-      <w:hyperlink r:id="rId42">
-        <w:r>
-          <w:rPr>
-            <w:lang w:val="id_ID" w:bidi="id_ID"/>
-          </w:rPr>
-          <w:rPr>
-            <w:color w:val="0000EE"/>
-            <w:u w:val="single"/>
-          </w:rPr>
-          <w:t>5:17</w:t>
-        </w:r>
-      </w:hyperlink>
+      <w:r>
+        <w:rPr>
+          <w:lang w:val="id_ID" w:bidi="id_ID"/>
+        </w:rPr>
+        <w:t>5:17</w:t>
+      </w:r>
       <w:r>
         <w:rPr>
           <w:lang w:val="id_ID" w:bidi="id_ID"/>
         </w:rPr>
         <w:t>). Mereka yang telah bersekutu dengan Kristus memiliki akses yang lebih besar lagi ke hadirat Allah daripada yang diantisipasi oleh penglihatan Yehezkiel. Mereka dapat dengan bebas mendekati takhta kasih karunia dan minum dari air kehidupan yang mengalir dari takhta itu (</w:t>
       </w:r>
-      <w:hyperlink r:id="rId43">
-        <w:r>
-          <w:rPr>
-            <w:lang w:val="id_ID" w:bidi="id_ID"/>
-          </w:rPr>
-          <w:rPr>
-            <w:color w:val="0000EE"/>
-            <w:u w:val="single"/>
-          </w:rPr>
-          <w:t>Yeh. 47:1–11</w:t>
-        </w:r>
-      </w:hyperlink>
+      <w:r>
+        <w:rPr>
+          <w:lang w:val="id_ID" w:bidi="id_ID"/>
+        </w:rPr>
+        <w:t>Yeh. 47:1–11</w:t>
+      </w:r>
       <w:r>
         <w:rPr>
           <w:lang w:val="id_ID" w:bidi="id_ID"/>
         </w:rPr>
         <w:t xml:space="preserve">; </w:t>
       </w:r>
-      <w:hyperlink r:id="rId44">
-        <w:r>
-          <w:rPr>
-            <w:lang w:val="id_ID" w:bidi="id_ID"/>
-          </w:rPr>
-          <w:rPr>
-            <w:color w:val="0000EE"/>
-            <w:u w:val="single"/>
-          </w:rPr>
-          <w:t>Why. 22:1–5</w:t>
-        </w:r>
-      </w:hyperlink>
+      <w:r>
+        <w:rPr>
+          <w:lang w:val="id_ID" w:bidi="id_ID"/>
+        </w:rPr>
+        <w:t>Why. 22:1–5</w:t>
+      </w:r>
       <w:r>
         <w:rPr>
           <w:lang w:val="id_ID" w:bidi="id_ID"/>
